--- a/KHBD_Tin_học/Lớp_7/Tuần_20/KHBD_Tin_hoc_Lớp_7_Tiet20_Bai_8_Cong_cu_ho_tro_tinh_toan_Tiet_2.docx
+++ b/KHBD_Tin_học/Lớp_7/Tuần_20/KHBD_Tin_hoc_Lớp_7_Tiet20_Bai_8_Cong_cu_ho_tro_tinh_toan_Tiet_2.docx
@@ -359,34 +359,30 @@
     </w:p>
     <w:p>
       <w:pPr>
-        <w:spacing w:line="276" w:lineRule="auto" w:after="60" w:before="0"/>
-        <w:ind w:firstLine="0" w:left="850"/>
-        <w:jc w:val="both"/>
-      </w:pPr>
-      <w:r>
-        <w:rPr>
-          <w:rFonts w:ascii="Times New Roman" w:hAnsi="Times New Roman" w:eastAsia="Times New Roman"/>
-          <w:b w:val="0"/>
-          <w:i w:val="0"/>
-          <w:sz w:val="26"/>
-        </w:rPr>
-        <w:t>- Miền I. Khai thác dữ liệu và thông tin (thành tố 1.1. Duyệt, tìm kiếm và lọc dữ liệu, thông tin và nội dung số – Bậc 3): Khai thác thông tin số phục vụ bài học. (Đạt được thông qua Hoạt động 2)</w:t>
-      </w:r>
-    </w:p>
-    <w:p>
-      <w:pPr>
-        <w:spacing w:line="276" w:lineRule="auto" w:after="60" w:before="0"/>
-        <w:ind w:firstLine="0" w:left="850"/>
-        <w:jc w:val="both"/>
-      </w:pPr>
-      <w:r>
-        <w:rPr>
-          <w:rFonts w:ascii="Times New Roman" w:hAnsi="Times New Roman" w:eastAsia="Times New Roman"/>
-          <w:b w:val="0"/>
-          <w:i w:val="0"/>
-          <w:sz w:val="26"/>
-        </w:rPr>
-        <w:t>- Miền IV. An toàn (thành tố 4.1. Bảo vệ thiết bị và nội dung số – Bậc 3): Tuân thủ quy tắc an toàn thiết bị và bảo vệ dữ liệu. (Đạt được thông qua Hoạt động 3, Hoạt động 4)</w:t>
+        <w:spacing w:line="276" w:lineRule="auto" w:after="0" w:before="0"/>
+        <w:ind w:left="850" w:firstLine="0"/>
+        <w:jc w:val="both"/>
+      </w:pPr>
+      <w:r>
+        <w:rPr>
+          <w:rFonts w:ascii="Times New Roman" w:hAnsi="Times New Roman" w:cs="Times New Roman"/>
+          <w:sz w:val="26"/>
+        </w:rPr>
+        <w:t>- 1.3.CB3a: Lựa chọn được dữ liệu, thông tin và nội dung để tổ chức, lưu trữ và truy xuất chúng một cách thường xuyên trong môi trường số. (Tổ chức, xử lý và quản lý dữ liệu hiệu quả trên phần mềm bảng tính). (Đạt được thông qua Hoạt động 2)</w:t>
+      </w:r>
+    </w:p>
+    <w:p>
+      <w:pPr>
+        <w:spacing w:line="276" w:lineRule="auto" w:after="0" w:before="0"/>
+        <w:ind w:left="850" w:firstLine="0"/>
+        <w:jc w:val="both"/>
+      </w:pPr>
+      <w:r>
+        <w:rPr>
+          <w:rFonts w:ascii="Times New Roman" w:hAnsi="Times New Roman" w:cs="Times New Roman"/>
+          <w:sz w:val="26"/>
+        </w:rPr>
+        <w:t>- 5.1.CB3a: Chỉ ra được các vấn đề kỹ thuật thông thường và được xác định rõ ràng khi vận hành thiết bị và sử dụng môi trường số. (Sử dụng công thức và tính toán tự động để giải quyết bài toán thực tế). (Đạt được thông qua Hoạt động 3, Hoạt động 4)</w:t>
       </w:r>
     </w:p>
     <w:p>
